--- a/tillsyn/A 6146-2025 tillsynsbegäran.docx
+++ b/tillsyn/A 6146-2025 tillsynsbegäran.docx
@@ -724,7 +724,7 @@
     <w:r>
       <w:tab/>
       <w:tab/>
-      <w:t>2025-11-20</w:t>
+      <w:t>2025-11-21</w:t>
       <w:br/>
       <w:br/>
     </w:r>

--- a/tillsyn/A 6146-2025 tillsynsbegäran.docx
+++ b/tillsyn/A 6146-2025 tillsynsbegäran.docx
@@ -724,7 +724,7 @@
     <w:r>
       <w:tab/>
       <w:tab/>
-      <w:t>2025-11-21</w:t>
+      <w:t>2025-11-22</w:t>
       <w:br/>
       <w:br/>
     </w:r>

--- a/tillsyn/A 6146-2025 tillsynsbegäran.docx
+++ b/tillsyn/A 6146-2025 tillsynsbegäran.docx
@@ -724,7 +724,7 @@
     <w:r>
       <w:tab/>
       <w:tab/>
-      <w:t>2025-11-22</w:t>
+      <w:t>2025-11-23</w:t>
       <w:br/>
       <w:br/>
     </w:r>

--- a/tillsyn/A 6146-2025 tillsynsbegäran.docx
+++ b/tillsyn/A 6146-2025 tillsynsbegäran.docx
@@ -724,7 +724,7 @@
     <w:r>
       <w:tab/>
       <w:tab/>
-      <w:t>2025-11-23</w:t>
+      <w:t>2025-11-24</w:t>
       <w:br/>
       <w:br/>
     </w:r>

--- a/tillsyn/A 6146-2025 tillsynsbegäran.docx
+++ b/tillsyn/A 6146-2025 tillsynsbegäran.docx
@@ -724,7 +724,7 @@
     <w:r>
       <w:tab/>
       <w:tab/>
-      <w:t>2025-11-24</w:t>
+      <w:t>2025-11-25</w:t>
       <w:br/>
       <w:br/>
     </w:r>

--- a/tillsyn/A 6146-2025 tillsynsbegäran.docx
+++ b/tillsyn/A 6146-2025 tillsynsbegäran.docx
@@ -724,7 +724,7 @@
     <w:r>
       <w:tab/>
       <w:tab/>
-      <w:t>2025-11-25</w:t>
+      <w:t>2025-11-26</w:t>
       <w:br/>
       <w:br/>
     </w:r>

--- a/tillsyn/A 6146-2025 tillsynsbegäran.docx
+++ b/tillsyn/A 6146-2025 tillsynsbegäran.docx
@@ -724,7 +724,7 @@
     <w:r>
       <w:tab/>
       <w:tab/>
-      <w:t>2025-11-26</w:t>
+      <w:t>2025-11-27</w:t>
       <w:br/>
       <w:br/>
     </w:r>

--- a/tillsyn/A 6146-2025 tillsynsbegäran.docx
+++ b/tillsyn/A 6146-2025 tillsynsbegäran.docx
@@ -724,7 +724,7 @@
     <w:r>
       <w:tab/>
       <w:tab/>
-      <w:t>2025-11-27</w:t>
+      <w:t>2025-11-28</w:t>
       <w:br/>
       <w:br/>
     </w:r>

--- a/tillsyn/A 6146-2025 tillsynsbegäran.docx
+++ b/tillsyn/A 6146-2025 tillsynsbegäran.docx
@@ -724,7 +724,7 @@
     <w:r>
       <w:tab/>
       <w:tab/>
-      <w:t>2025-11-28</w:t>
+      <w:t>2025-11-29</w:t>
       <w:br/>
       <w:br/>
     </w:r>

--- a/tillsyn/A 6146-2025 tillsynsbegäran.docx
+++ b/tillsyn/A 6146-2025 tillsynsbegäran.docx
@@ -724,7 +724,7 @@
     <w:r>
       <w:tab/>
       <w:tab/>
-      <w:t>2025-11-29</w:t>
+      <w:t>2025-11-30</w:t>
       <w:br/>
       <w:br/>
     </w:r>

--- a/tillsyn/A 6146-2025 tillsynsbegäran.docx
+++ b/tillsyn/A 6146-2025 tillsynsbegäran.docx
@@ -724,7 +724,7 @@
     <w:r>
       <w:tab/>
       <w:tab/>
-      <w:t>2025-11-30</w:t>
+      <w:t>2025-12-01</w:t>
       <w:br/>
       <w:br/>
     </w:r>

--- a/tillsyn/A 6146-2025 tillsynsbegäran.docx
+++ b/tillsyn/A 6146-2025 tillsynsbegäran.docx
@@ -724,7 +724,7 @@
     <w:r>
       <w:tab/>
       <w:tab/>
-      <w:t>2025-12-01</w:t>
+      <w:t>2025-12-02</w:t>
       <w:br/>
       <w:br/>
     </w:r>

--- a/tillsyn/A 6146-2025 tillsynsbegäran.docx
+++ b/tillsyn/A 6146-2025 tillsynsbegäran.docx
@@ -724,7 +724,7 @@
     <w:r>
       <w:tab/>
       <w:tab/>
-      <w:t>2025-12-02</w:t>
+      <w:t>2025-12-03</w:t>
       <w:br/>
       <w:br/>
     </w:r>

--- a/tillsyn/A 6146-2025 tillsynsbegäran.docx
+++ b/tillsyn/A 6146-2025 tillsynsbegäran.docx
@@ -724,7 +724,7 @@
     <w:r>
       <w:tab/>
       <w:tab/>
-      <w:t>2025-12-03</w:t>
+      <w:t>2025-12-04</w:t>
       <w:br/>
       <w:br/>
     </w:r>

--- a/tillsyn/A 6146-2025 tillsynsbegäran.docx
+++ b/tillsyn/A 6146-2025 tillsynsbegäran.docx
@@ -724,7 +724,7 @@
     <w:r>
       <w:tab/>
       <w:tab/>
-      <w:t>2025-12-04</w:t>
+      <w:t>2025-12-05</w:t>
       <w:br/>
       <w:br/>
     </w:r>

--- a/tillsyn/A 6146-2025 tillsynsbegäran.docx
+++ b/tillsyn/A 6146-2025 tillsynsbegäran.docx
@@ -724,7 +724,7 @@
     <w:r>
       <w:tab/>
       <w:tab/>
-      <w:t>2025-12-05</w:t>
+      <w:t>2025-12-06</w:t>
       <w:br/>
       <w:br/>
     </w:r>

--- a/tillsyn/A 6146-2025 tillsynsbegäran.docx
+++ b/tillsyn/A 6146-2025 tillsynsbegäran.docx
@@ -724,7 +724,7 @@
     <w:r>
       <w:tab/>
       <w:tab/>
-      <w:t>2025-12-06</w:t>
+      <w:t>2025-12-07</w:t>
       <w:br/>
       <w:br/>
     </w:r>

--- a/tillsyn/A 6146-2025 tillsynsbegäran.docx
+++ b/tillsyn/A 6146-2025 tillsynsbegäran.docx
@@ -724,7 +724,7 @@
     <w:r>
       <w:tab/>
       <w:tab/>
-      <w:t>2025-12-07</w:t>
+      <w:t>2025-12-08</w:t>
       <w:br/>
       <w:br/>
     </w:r>

--- a/tillsyn/A 6146-2025 tillsynsbegäran.docx
+++ b/tillsyn/A 6146-2025 tillsynsbegäran.docx
@@ -724,7 +724,7 @@
     <w:r>
       <w:tab/>
       <w:tab/>
-      <w:t>2025-12-08</w:t>
+      <w:t>2025-12-09</w:t>
       <w:br/>
       <w:br/>
     </w:r>

--- a/tillsyn/A 6146-2025 tillsynsbegäran.docx
+++ b/tillsyn/A 6146-2025 tillsynsbegäran.docx
@@ -724,7 +724,7 @@
     <w:r>
       <w:tab/>
       <w:tab/>
-      <w:t>2025-12-09</w:t>
+      <w:t>2025-12-10</w:t>
       <w:br/>
       <w:br/>
     </w:r>

--- a/tillsyn/A 6146-2025 tillsynsbegäran.docx
+++ b/tillsyn/A 6146-2025 tillsynsbegäran.docx
@@ -724,7 +724,7 @@
     <w:r>
       <w:tab/>
       <w:tab/>
-      <w:t>2025-12-10</w:t>
+      <w:t>2025-12-11</w:t>
       <w:br/>
       <w:br/>
     </w:r>

--- a/tillsyn/A 6146-2025 tillsynsbegäran.docx
+++ b/tillsyn/A 6146-2025 tillsynsbegäran.docx
@@ -724,7 +724,7 @@
     <w:r>
       <w:tab/>
       <w:tab/>
-      <w:t>2025-12-11</w:t>
+      <w:t>2025-12-12</w:t>
       <w:br/>
       <w:br/>
     </w:r>

--- a/tillsyn/A 6146-2025 tillsynsbegäran.docx
+++ b/tillsyn/A 6146-2025 tillsynsbegäran.docx
@@ -724,7 +724,7 @@
     <w:r>
       <w:tab/>
       <w:tab/>
-      <w:t>2025-12-12</w:t>
+      <w:t>2025-12-13</w:t>
       <w:br/>
       <w:br/>
     </w:r>

--- a/tillsyn/A 6146-2025 tillsynsbegäran.docx
+++ b/tillsyn/A 6146-2025 tillsynsbegäran.docx
@@ -724,7 +724,7 @@
     <w:r>
       <w:tab/>
       <w:tab/>
-      <w:t>2025-12-19</w:t>
+      <w:t>2025-12-20</w:t>
       <w:br/>
       <w:br/>
     </w:r>

--- a/tillsyn/A 6146-2025 tillsynsbegäran.docx
+++ b/tillsyn/A 6146-2025 tillsynsbegäran.docx
@@ -724,7 +724,7 @@
     <w:r>
       <w:tab/>
       <w:tab/>
-      <w:t>2025-12-20</w:t>
+      <w:t>2025-12-21</w:t>
       <w:br/>
       <w:br/>
     </w:r>

--- a/tillsyn/A 6146-2025 tillsynsbegäran.docx
+++ b/tillsyn/A 6146-2025 tillsynsbegäran.docx
@@ -724,7 +724,7 @@
     <w:r>
       <w:tab/>
       <w:tab/>
-      <w:t>2025-12-21</w:t>
+      <w:t>2025-12-22</w:t>
       <w:br/>
       <w:br/>
     </w:r>

--- a/tillsyn/A 6146-2025 tillsynsbegäran.docx
+++ b/tillsyn/A 6146-2025 tillsynsbegäran.docx
@@ -724,7 +724,7 @@
     <w:r>
       <w:tab/>
       <w:tab/>
-      <w:t>2025-12-22</w:t>
+      <w:t>2025-12-26</w:t>
       <w:br/>
       <w:br/>
     </w:r>

--- a/tillsyn/A 6146-2025 tillsynsbegäran.docx
+++ b/tillsyn/A 6146-2025 tillsynsbegäran.docx
@@ -724,7 +724,7 @@
     <w:r>
       <w:tab/>
       <w:tab/>
-      <w:t>2025-12-26</w:t>
+      <w:t>2025-12-28</w:t>
       <w:br/>
       <w:br/>
     </w:r>

--- a/tillsyn/A 6146-2025 tillsynsbegäran.docx
+++ b/tillsyn/A 6146-2025 tillsynsbegäran.docx
@@ -724,7 +724,7 @@
     <w:r>
       <w:tab/>
       <w:tab/>
-      <w:t>2025-12-28</w:t>
+      <w:t>2025-12-29</w:t>
       <w:br/>
       <w:br/>
     </w:r>

--- a/tillsyn/A 6146-2025 tillsynsbegäran.docx
+++ b/tillsyn/A 6146-2025 tillsynsbegäran.docx
@@ -724,7 +724,7 @@
     <w:r>
       <w:tab/>
       <w:tab/>
-      <w:t>2025-12-29</w:t>
+      <w:t>2025-12-30</w:t>
       <w:br/>
       <w:br/>
     </w:r>

--- a/tillsyn/A 6146-2025 tillsynsbegäran.docx
+++ b/tillsyn/A 6146-2025 tillsynsbegäran.docx
@@ -724,7 +724,7 @@
     <w:r>
       <w:tab/>
       <w:tab/>
-      <w:t>2025-12-30</w:t>
+      <w:t>2025-12-31</w:t>
       <w:br/>
       <w:br/>
     </w:r>

--- a/tillsyn/A 6146-2025 tillsynsbegäran.docx
+++ b/tillsyn/A 6146-2025 tillsynsbegäran.docx
@@ -724,7 +724,7 @@
     <w:r>
       <w:tab/>
       <w:tab/>
-      <w:t>2025-12-31</w:t>
+      <w:t>2026-01-03</w:t>
       <w:br/>
       <w:br/>
     </w:r>

--- a/tillsyn/A 6146-2025 tillsynsbegäran.docx
+++ b/tillsyn/A 6146-2025 tillsynsbegäran.docx
@@ -724,7 +724,7 @@
     <w:r>
       <w:tab/>
       <w:tab/>
-      <w:t>2026-01-07</w:t>
+      <w:t>2026-01-08</w:t>
       <w:br/>
       <w:br/>
     </w:r>

--- a/tillsyn/A 6146-2025 tillsynsbegäran.docx
+++ b/tillsyn/A 6146-2025 tillsynsbegäran.docx
@@ -724,7 +724,7 @@
     <w:r>
       <w:tab/>
       <w:tab/>
-      <w:t>2026-01-08</w:t>
+      <w:t>2026-01-09</w:t>
       <w:br/>
       <w:br/>
     </w:r>

--- a/tillsyn/A 6146-2025 tillsynsbegäran.docx
+++ b/tillsyn/A 6146-2025 tillsynsbegäran.docx
@@ -724,7 +724,7 @@
     <w:r>
       <w:tab/>
       <w:tab/>
-      <w:t>2026-01-09</w:t>
+      <w:t>2026-01-10</w:t>
       <w:br/>
       <w:br/>
     </w:r>

--- a/tillsyn/A 6146-2025 tillsynsbegäran.docx
+++ b/tillsyn/A 6146-2025 tillsynsbegäran.docx
@@ -724,7 +724,7 @@
     <w:r>
       <w:tab/>
       <w:tab/>
-      <w:t>2026-01-10</w:t>
+      <w:t>2026-01-11</w:t>
       <w:br/>
       <w:br/>
     </w:r>

--- a/tillsyn/A 6146-2025 tillsynsbegäran.docx
+++ b/tillsyn/A 6146-2025 tillsynsbegäran.docx
@@ -724,7 +724,7 @@
     <w:r>
       <w:tab/>
       <w:tab/>
-      <w:t>2026-01-11</w:t>
+      <w:t>2026-01-12</w:t>
       <w:br/>
       <w:br/>
     </w:r>

--- a/tillsyn/A 6146-2025 tillsynsbegäran.docx
+++ b/tillsyn/A 6146-2025 tillsynsbegäran.docx
@@ -724,7 +724,7 @@
     <w:r>
       <w:tab/>
       <w:tab/>
-      <w:t>2026-01-12</w:t>
+      <w:t>2026-01-13</w:t>
       <w:br/>
       <w:br/>
     </w:r>

--- a/tillsyn/A 6146-2025 tillsynsbegäran.docx
+++ b/tillsyn/A 6146-2025 tillsynsbegäran.docx
@@ -724,7 +724,7 @@
     <w:r>
       <w:tab/>
       <w:tab/>
-      <w:t>2026-01-13</w:t>
+      <w:t>2026-01-14</w:t>
       <w:br/>
       <w:br/>
     </w:r>

--- a/tillsyn/A 6146-2025 tillsynsbegäran.docx
+++ b/tillsyn/A 6146-2025 tillsynsbegäran.docx
@@ -724,7 +724,7 @@
     <w:r>
       <w:tab/>
       <w:tab/>
-      <w:t>2026-01-14</w:t>
+      <w:t>2026-01-15</w:t>
       <w:br/>
       <w:br/>
     </w:r>

--- a/tillsyn/A 6146-2025 tillsynsbegäran.docx
+++ b/tillsyn/A 6146-2025 tillsynsbegäran.docx
@@ -724,7 +724,7 @@
     <w:r>
       <w:tab/>
       <w:tab/>
-      <w:t>2026-01-15</w:t>
+      <w:t>2026-01-16</w:t>
       <w:br/>
       <w:br/>
     </w:r>

--- a/tillsyn/A 6146-2025 tillsynsbegäran.docx
+++ b/tillsyn/A 6146-2025 tillsynsbegäran.docx
@@ -724,7 +724,7 @@
     <w:r>
       <w:tab/>
       <w:tab/>
-      <w:t>2026-01-16</w:t>
+      <w:t>2026-01-17</w:t>
       <w:br/>
       <w:br/>
     </w:r>

--- a/tillsyn/A 6146-2025 tillsynsbegäran.docx
+++ b/tillsyn/A 6146-2025 tillsynsbegäran.docx
@@ -724,7 +724,7 @@
     <w:r>
       <w:tab/>
       <w:tab/>
-      <w:t>2026-01-17</w:t>
+      <w:t>2026-01-18</w:t>
       <w:br/>
       <w:br/>
     </w:r>

--- a/tillsyn/A 6146-2025 tillsynsbegäran.docx
+++ b/tillsyn/A 6146-2025 tillsynsbegäran.docx
@@ -724,7 +724,7 @@
     <w:r>
       <w:tab/>
       <w:tab/>
-      <w:t>2026-01-18</w:t>
+      <w:t>2026-01-19</w:t>
       <w:br/>
       <w:br/>
     </w:r>

--- a/tillsyn/A 6146-2025 tillsynsbegäran.docx
+++ b/tillsyn/A 6146-2025 tillsynsbegäran.docx
@@ -724,7 +724,7 @@
     <w:r>
       <w:tab/>
       <w:tab/>
-      <w:t>2026-01-19</w:t>
+      <w:t>2026-01-20</w:t>
       <w:br/>
       <w:br/>
     </w:r>

--- a/tillsyn/A 6146-2025 tillsynsbegäran.docx
+++ b/tillsyn/A 6146-2025 tillsynsbegäran.docx
@@ -724,7 +724,7 @@
     <w:r>
       <w:tab/>
       <w:tab/>
-      <w:t>2026-01-20</w:t>
+      <w:t>2026-01-21</w:t>
       <w:br/>
       <w:br/>
     </w:r>

--- a/tillsyn/A 6146-2025 tillsynsbegäran.docx
+++ b/tillsyn/A 6146-2025 tillsynsbegäran.docx
@@ -724,7 +724,7 @@
     <w:r>
       <w:tab/>
       <w:tab/>
-      <w:t>2026-01-21</w:t>
+      <w:t>2026-01-23</w:t>
       <w:br/>
       <w:br/>
     </w:r>

--- a/tillsyn/A 6146-2025 tillsynsbegäran.docx
+++ b/tillsyn/A 6146-2025 tillsynsbegäran.docx
@@ -724,7 +724,7 @@
     <w:r>
       <w:tab/>
       <w:tab/>
-      <w:t>2026-01-23</w:t>
+      <w:t>2026-01-24</w:t>
       <w:br/>
       <w:br/>
     </w:r>

--- a/tillsyn/A 6146-2025 tillsynsbegäran.docx
+++ b/tillsyn/A 6146-2025 tillsynsbegäran.docx
@@ -724,7 +724,7 @@
     <w:r>
       <w:tab/>
       <w:tab/>
-      <w:t>2026-01-24</w:t>
+      <w:t>2026-01-25</w:t>
       <w:br/>
       <w:br/>
     </w:r>

--- a/tillsyn/A 6146-2025 tillsynsbegäran.docx
+++ b/tillsyn/A 6146-2025 tillsynsbegäran.docx
@@ -724,7 +724,7 @@
     <w:r>
       <w:tab/>
       <w:tab/>
-      <w:t>2026-01-25</w:t>
+      <w:t>2026-01-26</w:t>
       <w:br/>
       <w:br/>
     </w:r>

--- a/tillsyn/A 6146-2025 tillsynsbegäran.docx
+++ b/tillsyn/A 6146-2025 tillsynsbegäran.docx
@@ -724,7 +724,7 @@
     <w:r>
       <w:tab/>
       <w:tab/>
-      <w:t>2026-01-26</w:t>
+      <w:t>2026-01-27</w:t>
       <w:br/>
       <w:br/>
     </w:r>

--- a/tillsyn/A 6146-2025 tillsynsbegäran.docx
+++ b/tillsyn/A 6146-2025 tillsynsbegäran.docx
@@ -724,7 +724,7 @@
     <w:r>
       <w:tab/>
       <w:tab/>
-      <w:t>2026-01-27</w:t>
+      <w:t>2026-01-28</w:t>
       <w:br/>
       <w:br/>
     </w:r>

--- a/tillsyn/A 6146-2025 tillsynsbegäran.docx
+++ b/tillsyn/A 6146-2025 tillsynsbegäran.docx
@@ -95,10 +95,48 @@
         <w:rPr>
           <w:b/>
         </w:rPr>
+        <w:t>Bronshjon</w:t>
+      </w:r>
+      <w:r>
+        <w:t xml:space="preserve"> är en skalbagge vars larvutveckling sker under grov bark på stammar av döda eller döende barrträd, främst gran, i mindre omfattning tall. Arten är knuten till äldre, naturskogslik granskog med inslag av torkande träd. Bronshjon är typisk art för </w:t>
+      </w:r>
+      <w:r>
+        <w:rPr>
+          <w:i/>
+        </w:rPr>
+        <w:t>9010 Taiga</w:t>
+      </w:r>
+      <w:r>
+        <w:t xml:space="preserve"> (SLU Artdatabanken, 2025).</w:t>
+      </w:r>
+    </w:p>
+    <w:p>
+      <w:r>
+        <w:rPr>
+          <w:b/>
+        </w:rPr>
         <w:t xml:space="preserve">Kattfotslav </w:t>
       </w:r>
       <w:r>
-        <w:t>är en mycket god signalart i hela sitt svenska utbredningsområde och skogsbestånd med kattfotslav är alltid värdefulla ur naturvårdssynpunkt. Arten indikerar dels ett mikroklimat med konstant hög luftfuktighet, dels kontinuitet av äldre träd och god trädslutenhet. Trots att den är vanligare i sydvästra Sverige växer den enbart i skogsbestånd med höga naturvärden. Den är känslig för skogliga ingrepp som kan förändra lokal- och mikroklimat (Nitare &amp; Skogsstyrelsen, 2019).</w:t>
+        <w:t xml:space="preserve">är en mycket god signalart i hela sitt svenska utbredningsområde och skogsbestånd med kattfotslav är alltid värdefulla ur naturvårdssynpunkt. Arten indikerar dels ett mikroklimat med konstant hög luftfuktighet, dels kontinuitet av äldre träd och god trädslutenhet. Trots att den är vanligare i sydvästra Sverige växer den enbart i skogsbestånd med höga naturvärden. Den är känslig för skogliga ingrepp som kan förändra lokal- och mikroklimat. Kattfotslav är typisk art för </w:t>
+      </w:r>
+      <w:r>
+        <w:rPr>
+          <w:i/>
+        </w:rPr>
+        <w:t xml:space="preserve">9010 Taiga, 9160 Näringsrik ekskog </w:t>
+      </w:r>
+      <w:r>
+        <w:t>och</w:t>
+      </w:r>
+      <w:r>
+        <w:rPr>
+          <w:i/>
+        </w:rPr>
+        <w:t xml:space="preserve"> 9190 Näringsfattig ekskog</w:t>
+      </w:r>
+      <w:r>
+        <w:t>. Arten har minskat kraftigt under de senaste åren och enligt artdatabankens preliminära bedömning kommer den att bli rödlistad som nära hotad (NT) i nästa rödlista som kommer 2026 (Nitare &amp; Skogsstyrelsen, 2019; SLU Artdatabanken, 2025).</w:t>
       </w:r>
     </w:p>
     <w:p>
@@ -109,7 +147,25 @@
         <w:t>Ullticka (NT)</w:t>
       </w:r>
       <w:r>
-        <w:t xml:space="preserve"> är knuten till restbestånd av barrnaturskog och förekommer med ett tydligt optimum i orörda eller måttligt påverkade gamla granskogar där det föreligger viss kontinuitet av grov död ved. Ullticka är en bra signalart inom hela sitt utbredningsområde och i södra Sverige är den sällsynt och en god signalart för skyddsvärda granskogsmiljöer. Den hotas av avverkning och fragmentering av naturskog och äldre granskog med lång trädkontinuitet. På ullticka kan ibland ulltickeporing (VU) påträffas - det är en sällsynt ticka som nyligen delats upp i tre olika arter: </w:t>
+        <w:t xml:space="preserve"> är knuten till restbestånd av barrnaturskog och förekommer med ett tydligt optimum i orörda eller måttligt påverkade gamla granskogar där det föreligger viss kontinuitet av grov död ved. Ullticka är en bra signalart inom hela sitt utbredningsområde och i södra Sverige är den sällsynt och en god signalart för skyddsvärda granskogsmiljöer. Den hotas av avverkning och fragmentering av naturskog och äldre granskog med lång trädkontinuitet. Ullticka är typisk art för </w:t>
+      </w:r>
+      <w:r>
+        <w:rPr>
+          <w:i/>
+        </w:rPr>
+        <w:t xml:space="preserve">9010 Taiga, 9050 Näringsrik granskog </w:t>
+      </w:r>
+      <w:r>
+        <w:t xml:space="preserve">och </w:t>
+      </w:r>
+      <w:r>
+        <w:rPr>
+          <w:i/>
+        </w:rPr>
+        <w:t>9030 Landhöjningsskog</w:t>
+      </w:r>
+      <w:r>
+        <w:t xml:space="preserve">. På ullticka kan ibland ulltickeporing (VU) påträffas - det är en sällsynt ticka som nyligen delats upp i tre olika arter: </w:t>
       </w:r>
       <w:r>
         <w:rPr>
@@ -138,7 +194,16 @@
         <w:t>Vedskivlav (NT)</w:t>
       </w:r>
       <w:r>
-        <w:t xml:space="preserve"> växer på gammal, torr, exponerad, hård kärnved av framförallt tall i naturskogsartade bestånd. Avverkning av tallskog av naturskogskaraktär med spår av återkommande bränder är ett hot. Mängden lämplig ved att växa på för vedskivlav minskar, dels på grund av naturlig nedbrytning men framförallt på grund av att de förstörs i samband med slutavverkningar, gallringar och markberedning. Tall- och blandbarrskogar av naturskogskaraktär med spår av återkommande bränder bör skyddas (SLU Artdatabanken, 2024).</w:t>
+        <w:t xml:space="preserve"> växer på gammal, torr, exponerad, hård kärnved av framförallt tall i naturskogsartade bestånd. Avverkning av tallskog av naturskogskaraktär med spår av återkommande bränder är ett hot. Mängden lämplig ved att växa på för vedskivlav minskar, dels på grund av naturlig nedbrytning men framförallt på grund av att de förstörs i samband med slutavverkningar, gallringar och markberedning. Tall- och blandbarrskogar av naturskogskaraktär med spår av återkommande bränder bör skyddas. Vedskivlav är typisk art för </w:t>
+      </w:r>
+      <w:r>
+        <w:rPr>
+          <w:i/>
+        </w:rPr>
+        <w:t>9010 Taiga</w:t>
+      </w:r>
+      <w:r>
+        <w:t xml:space="preserve"> (SLU Artdatabanken, 2024).</w:t>
       </w:r>
     </w:p>
     <w:p>
@@ -176,7 +241,25 @@
         <w:t>Knärot (VU, §8)</w:t>
       </w:r>
       <w:r>
-        <w:t xml:space="preserve"> är rödlistad som sårbar och fridlyst enligt 8§ artskyddsförordningen. En nyligen genomförd analys av 79 floraväktarlokaler indikerar att det behövs någonstans mellan 100 och 150 meters skyddszon för att en knärotspopulation inte ska dö ut på lång sikt (Sebestyén &amp; Sundberg, 2025). Detta ligger väl i linje med tidigare genomförda studier som visar att det krävs väl tilltagna buffertzoner för att knäroten inte ska ta skada av skogsbruksåtgärder i intilliggande skog (Johnson, 2014; Koelmeijer m.fl., 2022; Skogsstyrelsen, 2022). Arten är även känslig för gallring vilket framgår av Skogsstyrelsens egen vägledning för hänsyn till knärot (Skogsstyrelsen, 2022). För rika förekomster av knärot är reservatsbildning eller biotopskydd lämpliga åtgärder för att skydda den. På knärot kan den sällsynta rostsvampen </w:t>
+        <w:t xml:space="preserve"> är typisk art för </w:t>
+      </w:r>
+      <w:r>
+        <w:rPr>
+          <w:i/>
+        </w:rPr>
+        <w:t xml:space="preserve">9010 Taiga </w:t>
+      </w:r>
+      <w:r>
+        <w:t>och</w:t>
+      </w:r>
+      <w:r>
+        <w:rPr>
+          <w:i/>
+        </w:rPr>
+        <w:t xml:space="preserve"> 9050 Näringsrik granskog</w:t>
+      </w:r>
+      <w:r>
+        <w:t xml:space="preserve">, rödlistad som sårbar och fridlyst enligt 8§ artskyddsförordningen. En nyligen genomförd analys av 79 floraväktarlokaler indikerar att det behövs någonstans mellan 100 och 150 meters skyddszon för att en knärotspopulation inte ska dö ut på lång sikt (Sebestyén &amp; Sundberg, 2025). Detta ligger väl i linje med tidigare genomförda studier som visar att det krävs väl tilltagna buffertzoner för att knäroten inte ska ta skada av skogsbruksåtgärder i intilliggande skog (Johnson, 2014; Koelmeijer m.fl., 2022; Skogsstyrelsen, 2022). Arten är även känslig för gallring vilket framgår av Skogsstyrelsens egen vägledning för hänsyn till knärot (Skogsstyrelsen, 2022). För rika förekomster av knärot är reservatsbildning eller biotopskydd lämpliga åtgärder för att skydda den. På knärot kan den sällsynta rostsvampen </w:t>
       </w:r>
       <w:r>
         <w:rPr>
@@ -293,7 +376,25 @@
     </w:p>
     <w:p>
       <w:r>
-        <w:t>Knärot är fridlyst enligt 8 och 15 §§ artskyddsförordningen och klassad som sårbar (VU) enligt rödlistan 2020. Knärot är beroende av hög och jämn luftfuktighet i gamla, ostörda skogsmiljöer och är känslig för snabba förändringar av ljus-/vindförhållanden eller uttorkning. På grund av ett alltför intensivt skogsbruk har den minskat med 40 (25–50) % under de senaste 60 åren och i framtiden bedöms minskningstakten uppgå till 30 (20–40) %. Till följd av att arten har en dokumenterat högre minskningstakt i förhållande till sin generationstid än vad som tidigare varit känt (data från Riksskogstaxeringen) höjdes den till hotkategori sårbar (VU) i rödlistan 2020 (SLU Artdatabanken, 2024).</w:t>
+        <w:t xml:space="preserve">Knärot är typisk art för </w:t>
+      </w:r>
+      <w:r>
+        <w:rPr>
+          <w:i/>
+        </w:rPr>
+        <w:t xml:space="preserve">9010 Taiga </w:t>
+      </w:r>
+      <w:r>
+        <w:t>och</w:t>
+      </w:r>
+      <w:r>
+        <w:rPr>
+          <w:i/>
+        </w:rPr>
+        <w:t xml:space="preserve"> 9050 Näringsrik granskog</w:t>
+      </w:r>
+      <w:r>
+        <w:t>, fridlyst enligt 8 och 15 §§ artskyddsförordningen och klassad som sårbar (VU) enligt rödlistan 2020. Knärot är beroende av hög och jämn luftfuktighet i gamla, ostörda skogsmiljöer och är känslig för snabba förändringar av ljus-/vindförhållanden eller uttorkning. På grund av ett alltför intensivt skogsbruk har den minskat med 40 (25–50) % under de senaste 60 åren och i framtiden bedöms minskningstakten uppgå till 30 (20–40) %. Till följd av att arten har en dokumenterat högre minskningstakt i förhållande till sin generationstid än vad som tidigare varit känt (data från Riksskogstaxeringen) höjdes den till hotkategori sårbar (VU) i rödlistan 2020 (SLU Artdatabanken, 2024).</w:t>
       </w:r>
     </w:p>
     <w:p>
@@ -724,7 +825,7 @@
     <w:r>
       <w:tab/>
       <w:tab/>
-      <w:t>2026-01-28</w:t>
+      <w:t>2026-01-29</w:t>
       <w:br/>
       <w:br/>
     </w:r>

--- a/tillsyn/A 6146-2025 tillsynsbegäran.docx
+++ b/tillsyn/A 6146-2025 tillsynsbegäran.docx
@@ -825,7 +825,7 @@
     <w:r>
       <w:tab/>
       <w:tab/>
-      <w:t>2026-01-29</w:t>
+      <w:t>2026-01-30</w:t>
       <w:br/>
       <w:br/>
     </w:r>

--- a/tillsyn/A 6146-2025 tillsynsbegäran.docx
+++ b/tillsyn/A 6146-2025 tillsynsbegäran.docx
@@ -825,7 +825,7 @@
     <w:r>
       <w:tab/>
       <w:tab/>
-      <w:t>2026-01-30</w:t>
+      <w:t>2026-01-31</w:t>
       <w:br/>
       <w:br/>
     </w:r>

--- a/tillsyn/A 6146-2025 tillsynsbegäran.docx
+++ b/tillsyn/A 6146-2025 tillsynsbegäran.docx
@@ -825,7 +825,7 @@
     <w:r>
       <w:tab/>
       <w:tab/>
-      <w:t>2026-02-21</w:t>
+      <w:t>2026-02-22</w:t>
       <w:br/>
       <w:br/>
     </w:r>

--- a/tillsyn/A 6146-2025 tillsynsbegäran.docx
+++ b/tillsyn/A 6146-2025 tillsynsbegäran.docx
@@ -825,7 +825,7 @@
     <w:r>
       <w:tab/>
       <w:tab/>
-      <w:t>2026-02-22</w:t>
+      <w:t>2026-02-23</w:t>
       <w:br/>
       <w:br/>
     </w:r>

--- a/tillsyn/A 6146-2025 tillsynsbegäran.docx
+++ b/tillsyn/A 6146-2025 tillsynsbegäran.docx
@@ -825,7 +825,7 @@
     <w:r>
       <w:tab/>
       <w:tab/>
-      <w:t>2026-02-23</w:t>
+      <w:t>2026-02-24</w:t>
       <w:br/>
       <w:br/>
     </w:r>

--- a/tillsyn/A 6146-2025 tillsynsbegäran.docx
+++ b/tillsyn/A 6146-2025 tillsynsbegäran.docx
@@ -825,7 +825,7 @@
     <w:r>
       <w:tab/>
       <w:tab/>
-      <w:t>2026-02-24</w:t>
+      <w:t>2026-02-25</w:t>
       <w:br/>
       <w:br/>
     </w:r>

--- a/tillsyn/A 6146-2025 tillsynsbegäran.docx
+++ b/tillsyn/A 6146-2025 tillsynsbegäran.docx
@@ -825,7 +825,7 @@
     <w:r>
       <w:tab/>
       <w:tab/>
-      <w:t>2026-02-25</w:t>
+      <w:t>2026-02-26</w:t>
       <w:br/>
       <w:br/>
     </w:r>

--- a/tillsyn/A 6146-2025 tillsynsbegäran.docx
+++ b/tillsyn/A 6146-2025 tillsynsbegäran.docx
@@ -825,7 +825,7 @@
     <w:r>
       <w:tab/>
       <w:tab/>
-      <w:t>2026-02-26</w:t>
+      <w:t>2026-02-28</w:t>
       <w:br/>
       <w:br/>
     </w:r>

--- a/tillsyn/A 6146-2025 tillsynsbegäran.docx
+++ b/tillsyn/A 6146-2025 tillsynsbegäran.docx
@@ -825,7 +825,7 @@
     <w:r>
       <w:tab/>
       <w:tab/>
-      <w:t>2026-02-28</w:t>
+      <w:t>2026-03-01</w:t>
       <w:br/>
       <w:br/>
     </w:r>

--- a/tillsyn/A 6146-2025 tillsynsbegäran.docx
+++ b/tillsyn/A 6146-2025 tillsynsbegäran.docx
@@ -825,7 +825,7 @@
     <w:r>
       <w:tab/>
       <w:tab/>
-      <w:t>2026-03-01</w:t>
+      <w:t>2026-03-02</w:t>
       <w:br/>
       <w:br/>
     </w:r>

--- a/tillsyn/A 6146-2025 tillsynsbegäran.docx
+++ b/tillsyn/A 6146-2025 tillsynsbegäran.docx
@@ -825,7 +825,7 @@
     <w:r>
       <w:tab/>
       <w:tab/>
-      <w:t>2026-03-02</w:t>
+      <w:t>2026-03-03</w:t>
       <w:br/>
       <w:br/>
     </w:r>

--- a/tillsyn/A 6146-2025 tillsynsbegäran.docx
+++ b/tillsyn/A 6146-2025 tillsynsbegäran.docx
@@ -825,7 +825,7 @@
     <w:r>
       <w:tab/>
       <w:tab/>
-      <w:t>2026-03-03</w:t>
+      <w:t>2026-03-04</w:t>
       <w:br/>
       <w:br/>
     </w:r>

--- a/tillsyn/A 6146-2025 tillsynsbegäran.docx
+++ b/tillsyn/A 6146-2025 tillsynsbegäran.docx
@@ -825,7 +825,7 @@
     <w:r>
       <w:tab/>
       <w:tab/>
-      <w:t>2026-03-04</w:t>
+      <w:t>2026-03-05</w:t>
       <w:br/>
       <w:br/>
     </w:r>

--- a/tillsyn/A 6146-2025 tillsynsbegäran.docx
+++ b/tillsyn/A 6146-2025 tillsynsbegäran.docx
@@ -825,7 +825,7 @@
     <w:r>
       <w:tab/>
       <w:tab/>
-      <w:t>2026-03-05</w:t>
+      <w:t>2026-03-06</w:t>
       <w:br/>
       <w:br/>
     </w:r>

--- a/tillsyn/A 6146-2025 tillsynsbegäran.docx
+++ b/tillsyn/A 6146-2025 tillsynsbegäran.docx
@@ -825,7 +825,7 @@
     <w:r>
       <w:tab/>
       <w:tab/>
-      <w:t>2026-03-06</w:t>
+      <w:t>2026-03-07</w:t>
       <w:br/>
       <w:br/>
     </w:r>

--- a/tillsyn/A 6146-2025 tillsynsbegäran.docx
+++ b/tillsyn/A 6146-2025 tillsynsbegäran.docx
@@ -825,7 +825,7 @@
     <w:r>
       <w:tab/>
       <w:tab/>
-      <w:t>2026-03-07</w:t>
+      <w:t>2026-03-08</w:t>
       <w:br/>
       <w:br/>
     </w:r>

--- a/tillsyn/A 6146-2025 tillsynsbegäran.docx
+++ b/tillsyn/A 6146-2025 tillsynsbegäran.docx
@@ -825,7 +825,7 @@
     <w:r>
       <w:tab/>
       <w:tab/>
-      <w:t>2026-03-08</w:t>
+      <w:t>2026-03-09</w:t>
       <w:br/>
       <w:br/>
     </w:r>

--- a/tillsyn/A 6146-2025 tillsynsbegäran.docx
+++ b/tillsyn/A 6146-2025 tillsynsbegäran.docx
@@ -825,7 +825,7 @@
     <w:r>
       <w:tab/>
       <w:tab/>
-      <w:t>2026-03-09</w:t>
+      <w:t>2026-03-10</w:t>
       <w:br/>
       <w:br/>
     </w:r>

--- a/tillsyn/A 6146-2025 tillsynsbegäran.docx
+++ b/tillsyn/A 6146-2025 tillsynsbegäran.docx
@@ -345,7 +345,7 @@
         <w:t>Talltita (NT, §4)</w:t>
       </w:r>
       <w:r>
-        <w:t>, rödlistad som nära hotad och prioriterad art i Skogsvårdslagen har häckningsrevir i anmälan. Arten har minskat kraftigt de senaste 30 åren och minskningstakten innevarande 10-årsperiod beräknas till 20 (10–30) %. Talltitan är synnerligen trogen sitt cirka 15 hektar stora revir och är beroende av flerskiktade olikåldriga skogar för att kunna föda upp sina ungar. Talltitan försvinner om dess livsmiljö kalavverkas (Eggers &amp; Low (2014); Ekman (1979); Griesser et al (2007); Klein (2020); Siffczyk et al (2003); SLU Artdatabanken (2021).</w:t>
+        <w:t>, rödlistad som nära hotad och prioriterad art i Skogsvårdslagen, har häckningsrevir i anmälan. Arten har minskat kraftigt de senaste 30 åren och minskningstakten innevarande 10-årsperiod beräknas till 20 (10–30) %. Talltitan är synnerligen trogen sitt cirka 15 hektar stora revir och är beroende av flerskiktade olikåldriga skogar för att kunna föda upp sina ungar. Talltitan försvinner om dess livsmiljö kalavverkas (Eggers &amp; Low, 2014; Ekman, 1979; Griesser et al, 2007; Klein, 2020; Siffczyk et al, 2003; SLU Artdatabanken, 2021).</w:t>
       </w:r>
     </w:p>
     <w:p>
@@ -825,7 +825,7 @@
     <w:r>
       <w:tab/>
       <w:tab/>
-      <w:t>2026-03-10</w:t>
+      <w:t>2026-03-11</w:t>
       <w:br/>
       <w:br/>
     </w:r>

--- a/tillsyn/A 6146-2025 tillsynsbegäran.docx
+++ b/tillsyn/A 6146-2025 tillsynsbegäran.docx
@@ -825,7 +825,7 @@
     <w:r>
       <w:tab/>
       <w:tab/>
-      <w:t>2026-03-11</w:t>
+      <w:t>2026-03-12</w:t>
       <w:br/>
       <w:br/>
     </w:r>

--- a/tillsyn/A 6146-2025 tillsynsbegäran.docx
+++ b/tillsyn/A 6146-2025 tillsynsbegäran.docx
@@ -825,7 +825,7 @@
     <w:r>
       <w:tab/>
       <w:tab/>
-      <w:t>2026-03-12</w:t>
+      <w:t>2026-03-13</w:t>
       <w:br/>
       <w:br/>
     </w:r>

--- a/tillsyn/A 6146-2025 tillsynsbegäran.docx
+++ b/tillsyn/A 6146-2025 tillsynsbegäran.docx
@@ -825,7 +825,7 @@
     <w:r>
       <w:tab/>
       <w:tab/>
-      <w:t>2026-03-13</w:t>
+      <w:t>2026-03-16</w:t>
       <w:br/>
       <w:br/>
     </w:r>

--- a/tillsyn/A 6146-2025 tillsynsbegäran.docx
+++ b/tillsyn/A 6146-2025 tillsynsbegäran.docx
@@ -825,7 +825,7 @@
     <w:r>
       <w:tab/>
       <w:tab/>
-      <w:t>2026-03-16</w:t>
+      <w:t>2026-03-17</w:t>
       <w:br/>
       <w:br/>
     </w:r>

--- a/tillsyn/A 6146-2025 tillsynsbegäran.docx
+++ b/tillsyn/A 6146-2025 tillsynsbegäran.docx
@@ -825,7 +825,7 @@
     <w:r>
       <w:tab/>
       <w:tab/>
-      <w:t>2026-03-17</w:t>
+      <w:t>2026-03-18</w:t>
       <w:br/>
       <w:br/>
     </w:r>

--- a/tillsyn/A 6146-2025 tillsynsbegäran.docx
+++ b/tillsyn/A 6146-2025 tillsynsbegäran.docx
@@ -825,7 +825,7 @@
     <w:r>
       <w:tab/>
       <w:tab/>
-      <w:t>2026-03-18</w:t>
+      <w:t>2026-03-19</w:t>
       <w:br/>
       <w:br/>
     </w:r>

--- a/tillsyn/A 6146-2025 tillsynsbegäran.docx
+++ b/tillsyn/A 6146-2025 tillsynsbegäran.docx
@@ -825,7 +825,7 @@
     <w:r>
       <w:tab/>
       <w:tab/>
-      <w:t>2026-03-19</w:t>
+      <w:t>2026-03-20</w:t>
       <w:br/>
       <w:br/>
     </w:r>

--- a/tillsyn/A 6146-2025 tillsynsbegäran.docx
+++ b/tillsyn/A 6146-2025 tillsynsbegäran.docx
@@ -825,7 +825,7 @@
     <w:r>
       <w:tab/>
       <w:tab/>
-      <w:t>2026-03-20</w:t>
+      <w:t>2026-03-21</w:t>
       <w:br/>
       <w:br/>
     </w:r>

--- a/tillsyn/A 6146-2025 tillsynsbegäran.docx
+++ b/tillsyn/A 6146-2025 tillsynsbegäran.docx
@@ -825,7 +825,7 @@
     <w:r>
       <w:tab/>
       <w:tab/>
-      <w:t>2026-03-21</w:t>
+      <w:t>2026-03-22</w:t>
       <w:br/>
       <w:br/>
     </w:r>

--- a/tillsyn/A 6146-2025 tillsynsbegäran.docx
+++ b/tillsyn/A 6146-2025 tillsynsbegäran.docx
@@ -825,7 +825,7 @@
     <w:r>
       <w:tab/>
       <w:tab/>
-      <w:t>2026-03-22</w:t>
+      <w:t>2026-03-23</w:t>
       <w:br/>
       <w:br/>
     </w:r>

--- a/tillsyn/A 6146-2025 tillsynsbegäran.docx
+++ b/tillsyn/A 6146-2025 tillsynsbegäran.docx
@@ -825,7 +825,7 @@
     <w:r>
       <w:tab/>
       <w:tab/>
-      <w:t>2026-03-23</w:t>
+      <w:t>2026-03-24</w:t>
       <w:br/>
       <w:br/>
     </w:r>

--- a/tillsyn/A 6146-2025 tillsynsbegäran.docx
+++ b/tillsyn/A 6146-2025 tillsynsbegäran.docx
@@ -825,7 +825,7 @@
     <w:r>
       <w:tab/>
       <w:tab/>
-      <w:t>2026-03-24</w:t>
+      <w:t>2026-03-25</w:t>
       <w:br/>
       <w:br/>
     </w:r>

--- a/tillsyn/A 6146-2025 tillsynsbegäran.docx
+++ b/tillsyn/A 6146-2025 tillsynsbegäran.docx
@@ -825,7 +825,7 @@
     <w:r>
       <w:tab/>
       <w:tab/>
-      <w:t>2026-03-25</w:t>
+      <w:t>2026-03-26</w:t>
       <w:br/>
       <w:br/>
     </w:r>

--- a/tillsyn/A 6146-2025 tillsynsbegäran.docx
+++ b/tillsyn/A 6146-2025 tillsynsbegäran.docx
@@ -825,7 +825,7 @@
     <w:r>
       <w:tab/>
       <w:tab/>
-      <w:t>2026-03-26</w:t>
+      <w:t>2026-03-27</w:t>
       <w:br/>
       <w:br/>
     </w:r>

--- a/tillsyn/A 6146-2025 tillsynsbegäran.docx
+++ b/tillsyn/A 6146-2025 tillsynsbegäran.docx
@@ -825,7 +825,7 @@
     <w:r>
       <w:tab/>
       <w:tab/>
-      <w:t>2026-03-27</w:t>
+      <w:t>2026-03-28</w:t>
       <w:br/>
       <w:br/>
     </w:r>

--- a/tillsyn/A 6146-2025 tillsynsbegäran.docx
+++ b/tillsyn/A 6146-2025 tillsynsbegäran.docx
@@ -825,7 +825,7 @@
     <w:r>
       <w:tab/>
       <w:tab/>
-      <w:t>2026-03-28</w:t>
+      <w:t>2026-03-29</w:t>
       <w:br/>
       <w:br/>
     </w:r>

--- a/tillsyn/A 6146-2025 tillsynsbegäran.docx
+++ b/tillsyn/A 6146-2025 tillsynsbegäran.docx
@@ -825,7 +825,7 @@
     <w:r>
       <w:tab/>
       <w:tab/>
-      <w:t>2026-03-29</w:t>
+      <w:t>2026-03-30</w:t>
       <w:br/>
       <w:br/>
     </w:r>

--- a/tillsyn/A 6146-2025 tillsynsbegäran.docx
+++ b/tillsyn/A 6146-2025 tillsynsbegäran.docx
@@ -825,7 +825,7 @@
     <w:r>
       <w:tab/>
       <w:tab/>
-      <w:t>2026-03-30</w:t>
+      <w:t>2026-03-31</w:t>
       <w:br/>
       <w:br/>
     </w:r>

--- a/tillsyn/A 6146-2025 tillsynsbegäran.docx
+++ b/tillsyn/A 6146-2025 tillsynsbegäran.docx
@@ -825,7 +825,7 @@
     <w:r>
       <w:tab/>
       <w:tab/>
-      <w:t>2026-03-31</w:t>
+      <w:t>2026-04-01</w:t>
       <w:br/>
       <w:br/>
     </w:r>

--- a/tillsyn/A 6146-2025 tillsynsbegäran.docx
+++ b/tillsyn/A 6146-2025 tillsynsbegäran.docx
@@ -825,7 +825,7 @@
     <w:r>
       <w:tab/>
       <w:tab/>
-      <w:t>2026-04-01</w:t>
+      <w:t>2026-04-02</w:t>
       <w:br/>
       <w:br/>
     </w:r>

--- a/tillsyn/A 6146-2025 tillsynsbegäran.docx
+++ b/tillsyn/A 6146-2025 tillsynsbegäran.docx
@@ -825,7 +825,7 @@
     <w:r>
       <w:tab/>
       <w:tab/>
-      <w:t>2026-04-02</w:t>
+      <w:t>2026-04-03</w:t>
       <w:br/>
       <w:br/>
     </w:r>

--- a/tillsyn/A 6146-2025 tillsynsbegäran.docx
+++ b/tillsyn/A 6146-2025 tillsynsbegäran.docx
@@ -825,7 +825,7 @@
     <w:r>
       <w:tab/>
       <w:tab/>
-      <w:t>2026-04-03</w:t>
+      <w:t>2026-04-04</w:t>
       <w:br/>
       <w:br/>
     </w:r>

--- a/tillsyn/A 6146-2025 tillsynsbegäran.docx
+++ b/tillsyn/A 6146-2025 tillsynsbegäran.docx
@@ -825,7 +825,7 @@
     <w:r>
       <w:tab/>
       <w:tab/>
-      <w:t>2026-04-04</w:t>
+      <w:t>2026-04-05</w:t>
       <w:br/>
       <w:br/>
     </w:r>

--- a/tillsyn/A 6146-2025 tillsynsbegäran.docx
+++ b/tillsyn/A 6146-2025 tillsynsbegäran.docx
@@ -834,7 +834,7 @@
     <w:r>
       <w:tab/>
       <w:tab/>
-      <w:t>2026-04-14</w:t>
+      <w:t>2026-04-15</w:t>
       <w:br/>
       <w:br/>
     </w:r>

--- a/tillsyn/A 6146-2025 tillsynsbegäran.docx
+++ b/tillsyn/A 6146-2025 tillsynsbegäran.docx
@@ -834,7 +834,7 @@
     <w:r>
       <w:tab/>
       <w:tab/>
-      <w:t>2026-04-15</w:t>
+      <w:t>2026-04-16</w:t>
       <w:br/>
       <w:br/>
     </w:r>

--- a/tillsyn/A 6146-2025 tillsynsbegäran.docx
+++ b/tillsyn/A 6146-2025 tillsynsbegäran.docx
@@ -834,7 +834,7 @@
     <w:r>
       <w:tab/>
       <w:tab/>
-      <w:t>2026-04-16</w:t>
+      <w:t>2026-04-17</w:t>
       <w:br/>
       <w:br/>
     </w:r>

--- a/tillsyn/A 6146-2025 tillsynsbegäran.docx
+++ b/tillsyn/A 6146-2025 tillsynsbegäran.docx
@@ -834,7 +834,7 @@
     <w:r>
       <w:tab/>
       <w:tab/>
-      <w:t>2026-04-17</w:t>
+      <w:t>2026-04-18</w:t>
       <w:br/>
       <w:br/>
     </w:r>

--- a/tillsyn/A 6146-2025 tillsynsbegäran.docx
+++ b/tillsyn/A 6146-2025 tillsynsbegäran.docx
@@ -834,7 +834,7 @@
     <w:r>
       <w:tab/>
       <w:tab/>
-      <w:t>2026-04-18</w:t>
+      <w:t>2026-04-19</w:t>
       <w:br/>
       <w:br/>
     </w:r>

--- a/tillsyn/A 6146-2025 tillsynsbegäran.docx
+++ b/tillsyn/A 6146-2025 tillsynsbegäran.docx
@@ -834,7 +834,7 @@
     <w:r>
       <w:tab/>
       <w:tab/>
-      <w:t>2026-04-19</w:t>
+      <w:t>2026-04-20</w:t>
       <w:br/>
       <w:br/>
     </w:r>

--- a/tillsyn/A 6146-2025 tillsynsbegäran.docx
+++ b/tillsyn/A 6146-2025 tillsynsbegäran.docx
@@ -834,7 +834,7 @@
     <w:r>
       <w:tab/>
       <w:tab/>
-      <w:t>2026-04-20</w:t>
+      <w:t>2026-04-21</w:t>
       <w:br/>
       <w:br/>
     </w:r>

--- a/tillsyn/A 6146-2025 tillsynsbegäran.docx
+++ b/tillsyn/A 6146-2025 tillsynsbegäran.docx
@@ -834,7 +834,7 @@
     <w:r>
       <w:tab/>
       <w:tab/>
-      <w:t>2026-04-21</w:t>
+      <w:t>2026-04-22</w:t>
       <w:br/>
       <w:br/>
     </w:r>

--- a/tillsyn/A 6146-2025 tillsynsbegäran.docx
+++ b/tillsyn/A 6146-2025 tillsynsbegäran.docx
@@ -834,7 +834,7 @@
     <w:r>
       <w:tab/>
       <w:tab/>
-      <w:t>2026-04-22</w:t>
+      <w:t>2026-04-23</w:t>
       <w:br/>
       <w:br/>
     </w:r>

--- a/tillsyn/A 6146-2025 tillsynsbegäran.docx
+++ b/tillsyn/A 6146-2025 tillsynsbegäran.docx
@@ -834,7 +834,7 @@
     <w:r>
       <w:tab/>
       <w:tab/>
-      <w:t>2026-04-23</w:t>
+      <w:t>2026-04-24</w:t>
       <w:br/>
       <w:br/>
     </w:r>

--- a/tillsyn/A 6146-2025 tillsynsbegäran.docx
+++ b/tillsyn/A 6146-2025 tillsynsbegäran.docx
@@ -834,7 +834,7 @@
     <w:r>
       <w:tab/>
       <w:tab/>
-      <w:t>2026-04-24</w:t>
+      <w:t>2026-04-25</w:t>
       <w:br/>
       <w:br/>
     </w:r>

--- a/tillsyn/A 6146-2025 tillsynsbegäran.docx
+++ b/tillsyn/A 6146-2025 tillsynsbegäran.docx
@@ -834,7 +834,7 @@
     <w:r>
       <w:tab/>
       <w:tab/>
-      <w:t>2026-04-25</w:t>
+      <w:t>2026-04-26</w:t>
       <w:br/>
       <w:br/>
     </w:r>

--- a/tillsyn/A 6146-2025 tillsynsbegäran.docx
+++ b/tillsyn/A 6146-2025 tillsynsbegäran.docx
@@ -834,7 +834,7 @@
     <w:r>
       <w:tab/>
       <w:tab/>
-      <w:t>2026-04-26</w:t>
+      <w:t>2026-04-27</w:t>
       <w:br/>
       <w:br/>
     </w:r>

--- a/tillsyn/A 6146-2025 tillsynsbegäran.docx
+++ b/tillsyn/A 6146-2025 tillsynsbegäran.docx
@@ -834,7 +834,7 @@
     <w:r>
       <w:tab/>
       <w:tab/>
-      <w:t>2026-05-16</w:t>
+      <w:t>2026-05-17</w:t>
       <w:br/>
       <w:br/>
     </w:r>

--- a/tillsyn/A 6146-2025 tillsynsbegäran.docx
+++ b/tillsyn/A 6146-2025 tillsynsbegäran.docx
@@ -834,7 +834,7 @@
     <w:r>
       <w:tab/>
       <w:tab/>
-      <w:t>2026-05-17</w:t>
+      <w:t>2026-05-18</w:t>
       <w:br/>
       <w:br/>
     </w:r>

--- a/tillsyn/A 6146-2025 tillsynsbegäran.docx
+++ b/tillsyn/A 6146-2025 tillsynsbegäran.docx
@@ -834,7 +834,7 @@
     <w:r>
       <w:tab/>
       <w:tab/>
-      <w:t>2026-05-18</w:t>
+      <w:t>2026-05-19</w:t>
       <w:br/>
       <w:br/>
     </w:r>

--- a/tillsyn/A 6146-2025 tillsynsbegäran.docx
+++ b/tillsyn/A 6146-2025 tillsynsbegäran.docx
@@ -834,7 +834,7 @@
     <w:r>
       <w:tab/>
       <w:tab/>
-      <w:t>2026-05-19</w:t>
+      <w:t>2026-05-20</w:t>
       <w:br/>
       <w:br/>
     </w:r>

--- a/tillsyn/A 6146-2025 tillsynsbegäran.docx
+++ b/tillsyn/A 6146-2025 tillsynsbegäran.docx
@@ -834,7 +834,7 @@
     <w:r>
       <w:tab/>
       <w:tab/>
-      <w:t>2026-05-20</w:t>
+      <w:t>2026-05-21</w:t>
       <w:br/>
       <w:br/>
     </w:r>

--- a/tillsyn/A 6146-2025 tillsynsbegäran.docx
+++ b/tillsyn/A 6146-2025 tillsynsbegäran.docx
@@ -834,7 +834,7 @@
     <w:r>
       <w:tab/>
       <w:tab/>
-      <w:t>2026-05-21</w:t>
+      <w:t>2026-05-22</w:t>
       <w:br/>
       <w:br/>
     </w:r>

--- a/tillsyn/A 6146-2025 tillsynsbegäran.docx
+++ b/tillsyn/A 6146-2025 tillsynsbegäran.docx
@@ -834,7 +834,7 @@
     <w:r>
       <w:tab/>
       <w:tab/>
-      <w:t>2026-05-22</w:t>
+      <w:t>2026-05-23</w:t>
       <w:br/>
       <w:br/>
     </w:r>

--- a/tillsyn/A 6146-2025 tillsynsbegäran.docx
+++ b/tillsyn/A 6146-2025 tillsynsbegäran.docx
@@ -834,7 +834,7 @@
     <w:r>
       <w:tab/>
       <w:tab/>
-      <w:t>2026-05-23</w:t>
+      <w:t>2026-05-24</w:t>
       <w:br/>
       <w:br/>
     </w:r>

--- a/tillsyn/A 6146-2025 tillsynsbegäran.docx
+++ b/tillsyn/A 6146-2025 tillsynsbegäran.docx
@@ -834,7 +834,7 @@
     <w:r>
       <w:tab/>
       <w:tab/>
-      <w:t>2026-05-24</w:t>
+      <w:t>2026-05-25</w:t>
       <w:br/>
       <w:br/>
     </w:r>
